--- a/Volume 1/Chapter 02 - Language Fundamentals/SPA_Vol1_Ch2_Lesson2_14_Working_With_Environment_Information.docx
+++ b/Volume 1/Chapter 02 - Language Fundamentals/SPA_Vol1_Ch2_Lesson2_14_Working_With_Environment_Information.docx
@@ -848,7 +848,7 @@
         <w:keepNext/>
       </w:pPr>
       <w:r>
-        <w:t>Save each source and supporting file from this lesson into the matching path in the project layout. As in Chapter 1, notepad .\c\basic_environment_info.c creates and opens one: choose Yes, type the file, save it with Ctrl+S, and close Notepad. Then install the TypeScript compiler for this project.</w:t>
+        <w:t>Next, let the tools create each project's settings file. Remember, -o names the project folder; you replace the starter Program.cs with this lesson's code in the C# section. Remember, go.mod makes the folder a module; its go line shows the Go version you have installed.</w:t>
       </w:r>
     </w:p>
     <w:p>
@@ -859,9 +859,298 @@
     <w:p>
       <w:pPr>
         <w:pStyle w:val="CommandBlock"/>
-      </w:pPr>
-      <w:r>
-        <w:t>npm --prefix .\typescript install --ignore-scripts --no-audit --no-fund</w:t>
+        <w:keepNext/>
+      </w:pPr>
+      <w:r>
+        <w:t>dotnet new console -o .\csharp\BasicEnvironmentInfo</w:t>
+      </w:r>
+    </w:p>
+    <w:p>
+      <w:pPr>
+        <w:pStyle w:val="CommandBlock"/>
+        <w:keepNext/>
+      </w:pPr>
+      <w:r>
+        <w:t>dotnet new console -o .\csharp\EnvironmentInfo</w:t>
+      </w:r>
+    </w:p>
+    <w:p>
+      <w:pPr>
+        <w:pStyle w:val="CommandBlock"/>
+      </w:pPr>
+      <w:r>
+        <w:t>go -C .\go mod init example.com/environment</w:t>
+      </w:r>
+    </w:p>
+    <w:p>
+      <w:pPr>
+        <w:keepNext/>
+      </w:pPr>
+    </w:p>
+    <w:p>
+      <w:pPr>
+        <w:keepNext/>
+      </w:pPr>
+      <w:r>
+        <w:t>Then make the TypeScript project's package.json. Remember, npm init -y, npm pkg, then npm install, inside .\typescript: Push-Location moves into it and Pop-Location moves back to lesson-2.14.</w:t>
+      </w:r>
+    </w:p>
+    <w:p>
+      <w:pPr>
+        <w:keepNext/>
+      </w:pPr>
+    </w:p>
+    <w:p>
+      <w:pPr>
+        <w:pStyle w:val="CommandBlock"/>
+        <w:keepNext/>
+      </w:pPr>
+      <w:r>
+        <w:t>Push-Location .\typescript</w:t>
+      </w:r>
+    </w:p>
+    <w:p>
+      <w:pPr>
+        <w:pStyle w:val="CommandBlock"/>
+        <w:keepNext/>
+      </w:pPr>
+      <w:r>
+        <w:t>npm init -y</w:t>
+      </w:r>
+    </w:p>
+    <w:p>
+      <w:pPr>
+        <w:pStyle w:val="CommandBlock"/>
+        <w:keepNext/>
+      </w:pPr>
+      <w:r>
+        <w:t>npm pkg set name=environment-typescript type=module</w:t>
+      </w:r>
+    </w:p>
+    <w:p>
+      <w:pPr>
+        <w:pStyle w:val="CommandBlock"/>
+        <w:keepNext/>
+      </w:pPr>
+      <w:r>
+        <w:t>npm pkg set private=true --json</w:t>
+      </w:r>
+    </w:p>
+    <w:p>
+      <w:pPr>
+        <w:pStyle w:val="CommandBlock"/>
+        <w:keepNext/>
+      </w:pPr>
+      <w:r>
+        <w:t>npm pkg set "scripts.check=tsc --noEmit" "scripts.build=tsc --noEmitOnError"</w:t>
+      </w:r>
+    </w:p>
+    <w:p>
+      <w:pPr>
+        <w:pStyle w:val="CommandBlock"/>
+        <w:keepNext/>
+      </w:pPr>
+      <w:r>
+        <w:t>npm pkg delete version description main keywords author license scripts.test</w:t>
+      </w:r>
+    </w:p>
+    <w:p>
+      <w:pPr>
+        <w:pStyle w:val="CommandBlock"/>
+        <w:keepNext/>
+      </w:pPr>
+      <w:r>
+        <w:t>npm install --save-dev --save-exact typescript@7.0.2 @types/node@24.13.5 `</w:t>
+      </w:r>
+    </w:p>
+    <w:p>
+      <w:pPr>
+        <w:pStyle w:val="CommandBlock"/>
+        <w:keepNext/>
+      </w:pPr>
+      <w:r>
+        <w:t xml:space="preserve">    --ignore-scripts --no-audit --no-fund</w:t>
+      </w:r>
+    </w:p>
+    <w:p>
+      <w:pPr>
+        <w:pStyle w:val="CommandBlock"/>
+      </w:pPr>
+      <w:r>
+        <w:t>Pop-Location</w:t>
+      </w:r>
+    </w:p>
+    <w:p>
+      <w:pPr>
+        <w:keepNext/>
+      </w:pPr>
+    </w:p>
+    <w:p>
+      <w:r>
+        <w:t>Then type the TypeScript compiler settings. As in Chapter 1, notepad .\typescript\tsconfig.json creates and opens the file: choose Yes, type the file, save it with Ctrl+S, and close Notepad.</w:t>
+      </w:r>
+    </w:p>
+    <w:p>
+      <w:pPr>
+        <w:keepNext/>
+      </w:pPr>
+    </w:p>
+    <w:p>
+      <w:pPr>
+        <w:pStyle w:val="Heading3"/>
+      </w:pPr>
+      <w:r>
+        <w:t>typescript/tsconfig.json</w:t>
+      </w:r>
+    </w:p>
+    <w:p>
+      <w:pPr>
+        <w:pStyle w:val="SourceCode"/>
+        <w:keepNext/>
+      </w:pPr>
+      <w:r>
+        <w:t>{</w:t>
+      </w:r>
+    </w:p>
+    <w:p>
+      <w:pPr>
+        <w:pStyle w:val="SourceCode"/>
+        <w:keepNext/>
+      </w:pPr>
+      <w:r>
+        <w:t xml:space="preserve">  "compilerOptions": {</w:t>
+      </w:r>
+    </w:p>
+    <w:p>
+      <w:pPr>
+        <w:pStyle w:val="SourceCode"/>
+      </w:pPr>
+      <w:r>
+        <w:t xml:space="preserve">    "target": "ES2022",</w:t>
+      </w:r>
+    </w:p>
+    <w:p>
+      <w:pPr>
+        <w:pStyle w:val="SourceCode"/>
+      </w:pPr>
+      <w:r>
+        <w:t xml:space="preserve">    "module": "NodeNext",</w:t>
+      </w:r>
+    </w:p>
+    <w:p>
+      <w:pPr>
+        <w:pStyle w:val="SourceCode"/>
+      </w:pPr>
+      <w:r>
+        <w:t xml:space="preserve">    "moduleResolution": "NodeNext",</w:t>
+      </w:r>
+    </w:p>
+    <w:p>
+      <w:pPr>
+        <w:pStyle w:val="SourceCode"/>
+      </w:pPr>
+      <w:r>
+        <w:t xml:space="preserve">    "rootDir": "src",</w:t>
+      </w:r>
+    </w:p>
+    <w:p>
+      <w:pPr>
+        <w:pStyle w:val="SourceCode"/>
+      </w:pPr>
+      <w:r>
+        <w:t xml:space="preserve">    "outDir": "dist",</w:t>
+      </w:r>
+    </w:p>
+    <w:p>
+      <w:pPr>
+        <w:pStyle w:val="SourceCode"/>
+      </w:pPr>
+      <w:r>
+        <w:t xml:space="preserve">    "strict": true,</w:t>
+      </w:r>
+    </w:p>
+    <w:p>
+      <w:pPr>
+        <w:pStyle w:val="SourceCode"/>
+      </w:pPr>
+      <w:r>
+        <w:t xml:space="preserve">    "types": [</w:t>
+      </w:r>
+    </w:p>
+    <w:p>
+      <w:pPr>
+        <w:pStyle w:val="SourceCode"/>
+      </w:pPr>
+      <w:r>
+        <w:t xml:space="preserve">      "node"</w:t>
+      </w:r>
+    </w:p>
+    <w:p>
+      <w:pPr>
+        <w:pStyle w:val="SourceCode"/>
+      </w:pPr>
+      <w:r>
+        <w:t xml:space="preserve">    ],</w:t>
+      </w:r>
+    </w:p>
+    <w:p>
+      <w:pPr>
+        <w:pStyle w:val="SourceCode"/>
+      </w:pPr>
+      <w:r>
+        <w:t xml:space="preserve">    "moduleDetection": "force"</w:t>
+      </w:r>
+    </w:p>
+    <w:p>
+      <w:pPr>
+        <w:pStyle w:val="SourceCode"/>
+      </w:pPr>
+      <w:r>
+        <w:t xml:space="preserve">  },</w:t>
+      </w:r>
+    </w:p>
+    <w:p>
+      <w:pPr>
+        <w:pStyle w:val="SourceCode"/>
+      </w:pPr>
+      <w:r>
+        <w:t xml:space="preserve">  "include": [</w:t>
+      </w:r>
+    </w:p>
+    <w:p>
+      <w:pPr>
+        <w:pStyle w:val="SourceCode"/>
+        <w:keepNext/>
+      </w:pPr>
+      <w:r>
+        <w:t xml:space="preserve">    "src/**/*.ts"</w:t>
+      </w:r>
+    </w:p>
+    <w:p>
+      <w:pPr>
+        <w:pStyle w:val="SourceCode"/>
+        <w:keepNext/>
+      </w:pPr>
+      <w:r>
+        <w:t xml:space="preserve">  ]</w:t>
+      </w:r>
+    </w:p>
+    <w:p>
+      <w:pPr>
+        <w:pStyle w:val="SourceCode"/>
+      </w:pPr>
+      <w:r>
+        <w:t>}</w:t>
+      </w:r>
+    </w:p>
+    <w:p>
+      <w:pPr>
+        <w:keepNext/>
+      </w:pPr>
+    </w:p>
+    <w:p>
+      <w:r>
+        <w:t>You save each source file in its language's section below, as each is shown, the same way.</w:t>
       </w:r>
     </w:p>
     <w:p>
@@ -931,7 +1220,7 @@
         <w:keepNext/>
       </w:pPr>
       <w:r>
-        <w:t>Save each source and supporting file from this lesson into the matching path in the project layout. As in Chapter 1, nano ./c/basic_environment_info.c creates and opens one: type the file, then save and close it with Ctrl+O, Enter, then Ctrl+X. Then install the TypeScript compiler for this project.</w:t>
+        <w:t>Then create the C#, Go, and TypeScript project files with the same commands as on Windows; cd moves into ./typescript for the npm lines, and cd .. moves back.</w:t>
       </w:r>
     </w:p>
     <w:p>
@@ -942,9 +1231,118 @@
     <w:p>
       <w:pPr>
         <w:pStyle w:val="CommandBlock"/>
-      </w:pPr>
-      <w:r>
-        <w:t>npm --prefix ./typescript install --ignore-scripts --no-audit --no-fund</w:t>
+        <w:keepNext/>
+      </w:pPr>
+      <w:r>
+        <w:t>dotnet new console -o ./csharp/BasicEnvironmentInfo</w:t>
+      </w:r>
+    </w:p>
+    <w:p>
+      <w:pPr>
+        <w:pStyle w:val="CommandBlock"/>
+        <w:keepNext/>
+      </w:pPr>
+      <w:r>
+        <w:t>dotnet new console -o ./csharp/EnvironmentInfo</w:t>
+      </w:r>
+    </w:p>
+    <w:p>
+      <w:pPr>
+        <w:pStyle w:val="CommandBlock"/>
+        <w:keepNext/>
+      </w:pPr>
+      <w:r>
+        <w:t>go -C ./go mod init example.com/environment</w:t>
+      </w:r>
+    </w:p>
+    <w:p>
+      <w:pPr>
+        <w:pStyle w:val="CommandBlock"/>
+        <w:keepNext/>
+      </w:pPr>
+      <w:r>
+        <w:t>cd ./typescript</w:t>
+      </w:r>
+    </w:p>
+    <w:p>
+      <w:pPr>
+        <w:pStyle w:val="CommandBlock"/>
+        <w:keepNext/>
+      </w:pPr>
+      <w:r>
+        <w:t>npm init -y</w:t>
+      </w:r>
+    </w:p>
+    <w:p>
+      <w:pPr>
+        <w:pStyle w:val="CommandBlock"/>
+        <w:keepNext/>
+      </w:pPr>
+      <w:r>
+        <w:t>npm pkg set name=environment-typescript type=module</w:t>
+      </w:r>
+    </w:p>
+    <w:p>
+      <w:pPr>
+        <w:pStyle w:val="CommandBlock"/>
+        <w:keepNext/>
+      </w:pPr>
+      <w:r>
+        <w:t>npm pkg set private=true --json</w:t>
+      </w:r>
+    </w:p>
+    <w:p>
+      <w:pPr>
+        <w:pStyle w:val="CommandBlock"/>
+        <w:keepNext/>
+      </w:pPr>
+      <w:r>
+        <w:t>npm pkg set "scripts.check=tsc --noEmit" "scripts.build=tsc --noEmitOnError"</w:t>
+      </w:r>
+    </w:p>
+    <w:p>
+      <w:pPr>
+        <w:pStyle w:val="CommandBlock"/>
+        <w:keepNext/>
+      </w:pPr>
+      <w:r>
+        <w:t>npm pkg delete version description main keywords author license scripts.test</w:t>
+      </w:r>
+    </w:p>
+    <w:p>
+      <w:pPr>
+        <w:pStyle w:val="CommandBlock"/>
+        <w:keepNext/>
+      </w:pPr>
+      <w:r>
+        <w:t>npm install --save-dev --save-exact typescript@7.0.2 @types/node@24.13.5 \</w:t>
+      </w:r>
+    </w:p>
+    <w:p>
+      <w:pPr>
+        <w:pStyle w:val="CommandBlock"/>
+        <w:keepNext/>
+      </w:pPr>
+      <w:r>
+        <w:t xml:space="preserve">    --ignore-scripts --no-audit --no-fund</w:t>
+      </w:r>
+    </w:p>
+    <w:p>
+      <w:pPr>
+        <w:pStyle w:val="CommandBlock"/>
+      </w:pPr>
+      <w:r>
+        <w:t>cd ..</w:t>
+      </w:r>
+    </w:p>
+    <w:p>
+      <w:pPr>
+        <w:keepNext/>
+      </w:pPr>
+    </w:p>
+    <w:p>
+      <w:r>
+        <w:t>Type typescript/tsconfig.json exactly as shown in the Windows setup. You save each source file in its language's section below, as each is shown. As in Chapter 1, nano ./c/basic_environment_info.c creates and opens one: type the file, then save and close it with Ctrl+O, Enter, then Ctrl+X.</w:t>
       </w:r>
     </w:p>
     <w:p>
@@ -13479,7 +13877,7 @@
     </w:p>
     <w:p>
       <w:r>
-        <w:t>These files are the same as in Lesson 2.13, except that the project names change and go.mod names this lesson's Go module, example.com/environment.</w:t>
+        <w:t>These are the files the setup commands wrote, shown here so you can check yours. Your go line shows your own Go version, and the blank lines and the order of the package.json fields may differ.</w:t>
       </w:r>
     </w:p>
     <w:p>
@@ -13817,164 +14215,6 @@
       </w:pPr>
       <w:r>
         <w:t xml:space="preserve">  }</w:t>
-      </w:r>
-    </w:p>
-    <w:p>
-      <w:pPr>
-        <w:pStyle w:val="SourceCode"/>
-      </w:pPr>
-      <w:r>
-        <w:t>}</w:t>
-      </w:r>
-    </w:p>
-    <w:p>
-      <w:pPr>
-        <w:keepNext/>
-      </w:pPr>
-    </w:p>
-    <w:p>
-      <w:pPr>
-        <w:keepNext/>
-      </w:pPr>
-    </w:p>
-    <w:p>
-      <w:pPr>
-        <w:pStyle w:val="Heading2"/>
-      </w:pPr>
-      <w:r>
-        <w:t>typescript/tsconfig.json</w:t>
-      </w:r>
-    </w:p>
-    <w:p>
-      <w:pPr>
-        <w:pStyle w:val="SourceCode"/>
-        <w:keepNext/>
-      </w:pPr>
-      <w:r>
-        <w:t>{</w:t>
-      </w:r>
-    </w:p>
-    <w:p>
-      <w:pPr>
-        <w:pStyle w:val="SourceCode"/>
-        <w:keepNext/>
-      </w:pPr>
-      <w:r>
-        <w:t xml:space="preserve">  "compilerOptions": {</w:t>
-      </w:r>
-    </w:p>
-    <w:p>
-      <w:pPr>
-        <w:pStyle w:val="SourceCode"/>
-      </w:pPr>
-      <w:r>
-        <w:t xml:space="preserve">    "target": "ES2022",</w:t>
-      </w:r>
-    </w:p>
-    <w:p>
-      <w:pPr>
-        <w:pStyle w:val="SourceCode"/>
-      </w:pPr>
-      <w:r>
-        <w:t xml:space="preserve">    "module": "NodeNext",</w:t>
-      </w:r>
-    </w:p>
-    <w:p>
-      <w:pPr>
-        <w:pStyle w:val="SourceCode"/>
-      </w:pPr>
-      <w:r>
-        <w:t xml:space="preserve">    "moduleResolution": "NodeNext",</w:t>
-      </w:r>
-    </w:p>
-    <w:p>
-      <w:pPr>
-        <w:pStyle w:val="SourceCode"/>
-      </w:pPr>
-      <w:r>
-        <w:t xml:space="preserve">    "rootDir": "src",</w:t>
-      </w:r>
-    </w:p>
-    <w:p>
-      <w:pPr>
-        <w:pStyle w:val="SourceCode"/>
-      </w:pPr>
-      <w:r>
-        <w:t xml:space="preserve">    "outDir": "dist",</w:t>
-      </w:r>
-    </w:p>
-    <w:p>
-      <w:pPr>
-        <w:pStyle w:val="SourceCode"/>
-      </w:pPr>
-      <w:r>
-        <w:t xml:space="preserve">    "strict": true,</w:t>
-      </w:r>
-    </w:p>
-    <w:p>
-      <w:pPr>
-        <w:pStyle w:val="SourceCode"/>
-      </w:pPr>
-      <w:r>
-        <w:t xml:space="preserve">    "types": [</w:t>
-      </w:r>
-    </w:p>
-    <w:p>
-      <w:pPr>
-        <w:pStyle w:val="SourceCode"/>
-      </w:pPr>
-      <w:r>
-        <w:t xml:space="preserve">      "node"</w:t>
-      </w:r>
-    </w:p>
-    <w:p>
-      <w:pPr>
-        <w:pStyle w:val="SourceCode"/>
-      </w:pPr>
-      <w:r>
-        <w:t xml:space="preserve">    ],</w:t>
-      </w:r>
-    </w:p>
-    <w:p>
-      <w:pPr>
-        <w:pStyle w:val="SourceCode"/>
-      </w:pPr>
-      <w:r>
-        <w:t xml:space="preserve">    "moduleDetection": "force"</w:t>
-      </w:r>
-    </w:p>
-    <w:p>
-      <w:pPr>
-        <w:pStyle w:val="SourceCode"/>
-      </w:pPr>
-      <w:r>
-        <w:t xml:space="preserve">  },</w:t>
-      </w:r>
-    </w:p>
-    <w:p>
-      <w:pPr>
-        <w:pStyle w:val="SourceCode"/>
-      </w:pPr>
-      <w:r>
-        <w:t xml:space="preserve">  "include": [</w:t>
-      </w:r>
-    </w:p>
-    <w:p>
-      <w:pPr>
-        <w:pStyle w:val="SourceCode"/>
-        <w:keepNext/>
-      </w:pPr>
-      <w:r>
-        <w:t xml:space="preserve">    "src/**/*.ts"</w:t>
-      </w:r>
-    </w:p>
-    <w:p>
-      <w:pPr>
-        <w:pStyle w:val="SourceCode"/>
-        <w:keepNext/>
-      </w:pPr>
-      <w:r>
-        <w:t xml:space="preserve">  ]</w:t>
       </w:r>
     </w:p>
     <w:p>
@@ -15142,31 +15382,31 @@
       </w:rPr>
     </w:lvl>
   </w:abstractNum>
-  <w:num w:numId="1" w16cid:durableId="1977560412">
+  <w:num w:numId="1" w16cid:durableId="304824509">
     <w:abstractNumId w:val="8"/>
   </w:num>
-  <w:num w:numId="2" w16cid:durableId="1902134365">
+  <w:num w:numId="2" w16cid:durableId="1151293506">
     <w:abstractNumId w:val="6"/>
   </w:num>
-  <w:num w:numId="3" w16cid:durableId="1193880146">
+  <w:num w:numId="3" w16cid:durableId="1469854576">
     <w:abstractNumId w:val="5"/>
   </w:num>
-  <w:num w:numId="4" w16cid:durableId="141896097">
+  <w:num w:numId="4" w16cid:durableId="1916476174">
     <w:abstractNumId w:val="4"/>
   </w:num>
-  <w:num w:numId="5" w16cid:durableId="1963682085">
+  <w:num w:numId="5" w16cid:durableId="615869288">
     <w:abstractNumId w:val="7"/>
   </w:num>
-  <w:num w:numId="6" w16cid:durableId="1214729650">
+  <w:num w:numId="6" w16cid:durableId="1709718137">
     <w:abstractNumId w:val="3"/>
   </w:num>
-  <w:num w:numId="7" w16cid:durableId="1068531554">
+  <w:num w:numId="7" w16cid:durableId="1478952955">
     <w:abstractNumId w:val="2"/>
   </w:num>
-  <w:num w:numId="8" w16cid:durableId="847213055">
+  <w:num w:numId="8" w16cid:durableId="2013794734">
     <w:abstractNumId w:val="1"/>
   </w:num>
-  <w:num w:numId="9" w16cid:durableId="469711758">
+  <w:num w:numId="9" w16cid:durableId="264776535">
     <w:abstractNumId w:val="0"/>
   </w:num>
 </w:numbering>

--- a/Volume 1/Chapter 02 - Language Fundamentals/SPA_Vol1_Ch2_Lesson2_14_Working_With_Environment_Information.docx
+++ b/Volume 1/Chapter 02 - Language Fundamentals/SPA_Vol1_Ch2_Lesson2_14_Working_With_Environment_Information.docx
@@ -95,10 +95,7 @@
     </w:p>
     <w:p>
       <w:r>
-        <w:t>Programs are configured through environment variables: which environment they run in, where their tools are, which server to use, and, often, the passwords and keys they need. The same program can then run on a developer's laptop, a test server, and a production server with different settings and no change to its code. A systems programmer must know where these values come from, what a program should do when one is missing, how far a change reaches, and why a secret must never be written into the code or pr</w:t>
-      </w:r>
-      <w:r>
-        <w:t>inted.</w:t>
+        <w:t>Programs are configured through environment variables: which environment they run in, where their tools are, which server to use, and, often, the passwords and keys they need. The same program can then run on a developer's laptop, a test server, and a production server with different settings and no change to its code. A systems programmer must know where these values come from, what a program should do when one is missing, how far a change reaches, and why a secret must never be written into the code or printed.</w:t>
       </w:r>
     </w:p>
     <w:p>
@@ -3409,10 +3406,7 @@
         <w:keepNext/>
       </w:pPr>
       <w:r>
-        <w:t>Now prove that each program has its own copy of the environment. The first line sets SPA_ENVIRONMENT in your terminal: $env:NAME = "value" sets a variable for this terminal session only, and every program started from this terminal receives a copy of it. Nothing is saved, and the variable disappears when you close the terminal. Then the program runs, $LASTEXITCODE shows its exit code, $env:SPA_ENVIRONMENT prints the terminal's own value, Remove-Item Env:SPA_ENVIRONMENT removes it, and Test-Path Env:SPA_ENVI</w:t>
-      </w:r>
-      <w:r>
-        <w:t>RONMENT confirms it is gone.</w:t>
+        <w:t>Now prove that each program has its own copy of the environment. The first line sets SPA_ENVIRONMENT in your terminal: $env:NAME = "value" sets a variable for this terminal session only, and every program started from this terminal receives a copy of it. Nothing is saved, and the variable disappears when you close the terminal. Then the program runs, $LASTEXITCODE shows its exit code, $env:SPA_ENVIRONMENT prints the terminal's own value, Remove-Item Env:SPA_ENVIRONMENT removes it, and Test-Path Env:SPA_ENVIRONMENT confirms it is gone.</w:t>
       </w:r>
     </w:p>
     <w:p>
@@ -5676,10 +5670,7 @@
         <w:keepNext/>
       </w:pPr>
       <w:r>
-        <w:t>Now prove that each program has its own copy of the environment. The first line sets SPA_ENVIRONMENT in your terminal: $env:NAME = "value" sets a variable for this terminal session only, and every program started from this terminal receives a copy of it. Nothing is saved, and the variable disappears when you close the terminal. Then the program runs, $LASTEXITCODE shows its exit code, $env:SPA_ENVIRONMENT prints the terminal's own value, Remove-Item Env:SPA_ENVIRONMENT removes it, and Test-Path Env:SPA_ENVI</w:t>
-      </w:r>
-      <w:r>
-        <w:t>RONMENT confirms it is gone.</w:t>
+        <w:t>Now prove that each program has its own copy of the environment. The first line sets SPA_ENVIRONMENT in your terminal: $env:NAME = "value" sets a variable for this terminal session only, and every program started from this terminal receives a copy of it. Nothing is saved, and the variable disappears when you close the terminal. Then the program runs, $LASTEXITCODE shows its exit code, $env:SPA_ENVIRONMENT prints the terminal's own value, Remove-Item Env:SPA_ENVIRONMENT removes it, and Test-Path Env:SPA_ENVIRONMENT confirms it is gone.</w:t>
       </w:r>
     </w:p>
     <w:p>
@@ -6792,10 +6783,7 @@
         <w:keepNext/>
       </w:pPr>
       <w:r>
-        <w:t>dotnet build shows its progress first and ends with a line such as Build succeeded in 1.2s (your time differs); those lines are not part of the program's output. Your screen must show these lines, with the same spelling, spacing, and capitalization. The PATH length line shows the length of your own PATH, so your number will differ from this sample's 1734. The $env:PATH.Length line after the run prints the same number, and Test-Path Env:SPA_ENVIRONMENT prints False. On Linux or macOS, echo ${#PATH} prints th</w:t>
-      </w:r>
-      <w:r>
-        <w:t>e number, and printenv SPA_ENVIRONMENT prints nothing.</w:t>
+        <w:t>dotnet build shows its progress first and ends with a line such as Build succeeded in 1.2s (your time differs); those lines are not part of the program's output. Your screen must show these lines, with the same spelling, spacing, and capitalization. The PATH length line shows the length of your own PATH, so your number will differ from this sample's 1734. The $env:PATH.Length line after the run prints the same number, and Test-Path Env:SPA_ENVIRONMENT prints False. On Linux or macOS, echo ${#PATH} prints the number, and printenv SPA_ENVIRONMENT prints nothing.</w:t>
       </w:r>
     </w:p>
     <w:p>
@@ -7781,10 +7769,7 @@
         <w:keepNext/>
       </w:pPr>
       <w:r>
-        <w:t>Now prove that each program has its own copy of the environment. The first line sets SPA_ENVIRONMENT in your terminal: $env:NAME = "value" sets a variable for this terminal session only, and every program started from this terminal receives a copy of it. Nothing is saved, and the variable disappears when you close the terminal. Then the program runs, $LASTEXITCODE shows its exit code, $env:SPA_ENVIRONMENT prints the terminal's own value, Remove-Item Env:SPA_ENVIRONMENT removes it, and Test-Path Env:SPA_ENVI</w:t>
-      </w:r>
-      <w:r>
-        <w:t>RONMENT confirms it is gone.</w:t>
+        <w:t>Now prove that each program has its own copy of the environment. The first line sets SPA_ENVIRONMENT in your terminal: $env:NAME = "value" sets a variable for this terminal session only, and every program started from this terminal receives a copy of it. Nothing is saved, and the variable disappears when you close the terminal. Then the program runs, $LASTEXITCODE shows its exit code, $env:SPA_ENVIRONMENT prints the terminal's own value, Remove-Item Env:SPA_ENVIRONMENT removes it, and Test-Path Env:SPA_ENVIRONMENT confirms it is gone.</w:t>
       </w:r>
     </w:p>
     <w:p>
@@ -9758,10 +9743,7 @@
         <w:keepNext/>
       </w:pPr>
       <w:r>
-        <w:t>Now prove that each program has its own copy of the environment. The first line sets SPA_ENVIRONMENT in your terminal: $env:NAME = "value" sets a variable for this terminal session only, and every program started from this terminal receives a copy of it. Nothing is saved, and the variable disappears when you close the terminal. Then the program runs, $LASTEXITCODE shows its exit code, $env:SPA_ENVIRONMENT prints the terminal's own value, Remove-Item Env:SPA_ENVIRONMENT removes it, and Test-Path Env:SPA_ENVI</w:t>
-      </w:r>
-      <w:r>
-        <w:t>RONMENT confirms it is gone.</w:t>
+        <w:t>Now prove that each program has its own copy of the environment. The first line sets SPA_ENVIRONMENT in your terminal: $env:NAME = "value" sets a variable for this terminal session only, and every program started from this terminal receives a copy of it. Nothing is saved, and the variable disappears when you close the terminal. Then the program runs, $LASTEXITCODE shows its exit code, $env:SPA_ENVIRONMENT prints the terminal's own value, Remove-Item Env:SPA_ENVIRONMENT removes it, and Test-Path Env:SPA_ENVIRONMENT confirms it is gone.</w:t>
       </w:r>
     </w:p>
     <w:p>
@@ -11618,10 +11600,7 @@
         <w:keepNext/>
       </w:pPr>
       <w:r>
-        <w:t>Now prove that each program has its own copy of the environment. The first line sets SPA_ENVIRONMENT in your terminal: $env:NAME = "value" sets a variable for this terminal session only, and every program started from this terminal receives a copy of it. Nothing is saved, and the variable disappears when you close the terminal. Then the program runs, $LASTEXITCODE shows its exit code, $env:SPA_ENVIRONMENT prints the terminal's own value, Remove-Item Env:SPA_ENVIRONMENT removes it, and Test-Path Env:SPA_ENVI</w:t>
-      </w:r>
-      <w:r>
-        <w:t>RONMENT confirms it is gone.</w:t>
+        <w:t>Now prove that each program has its own copy of the environment. The first line sets SPA_ENVIRONMENT in your terminal: $env:NAME = "value" sets a variable for this terminal session only, and every program started from this terminal receives a copy of it. Nothing is saved, and the variable disappears when you close the terminal. Then the program runs, $LASTEXITCODE shows its exit code, $env:SPA_ENVIRONMENT prints the terminal's own value, Remove-Item Env:SPA_ENVIRONMENT removes it, and Test-Path Env:SPA_ENVIRONMENT confirms it is gone.</w:t>
       </w:r>
     </w:p>
     <w:p>
@@ -13534,10 +13513,7 @@
         <w:keepNext/>
       </w:pPr>
       <w:r>
-        <w:t>Now prove that each program has its own copy of the environment. The first line sets SPA_ENVIRONMENT in your terminal: $env:NAME = "value" sets a variable for this terminal session only, and every program started from this terminal receives a copy of it. Nothing is saved, and the variable disappears when you close the terminal. Then the program runs, $LASTEXITCODE shows its exit code, $env:SPA_ENVIRONMENT prints the terminal's own value, Remove-Item Env:SPA_ENVIRONMENT removes it, and Test-Path Env:SPA_ENVI</w:t>
-      </w:r>
-      <w:r>
-        <w:t>RONMENT confirms it is gone.</w:t>
+        <w:t>Now prove that each program has its own copy of the environment. The first line sets SPA_ENVIRONMENT in your terminal: $env:NAME = "value" sets a variable for this terminal session only, and every program started from this terminal receives a copy of it. Nothing is saved, and the variable disappears when you close the terminal. Then the program runs, $LASTEXITCODE shows its exit code, $env:SPA_ENVIRONMENT prints the terminal's own value, Remove-Item Env:SPA_ENVIRONMENT removes it, and Test-Path Env:SPA_ENVIRONMENT confirms it is gone.</w:t>
       </w:r>
     </w:p>
     <w:p>
@@ -14607,10 +14583,7 @@
     </w:p>
     <w:p>
       <w:r>
-        <w:t xml:space="preserve">The System Information Utility reports facts about the machine and about the running program. Its environment section reuses environment_value (environmentValue, EnvironmentValue) to report each variable it reads, printing not set instead of failing when one is missing, and the PATH summary: whether PATH is set and how long it is, never its text. Beside Lesson 2.13's Working directory line, these make up the environment part of the report. The habit of checking that a variable is set without printing it is </w:t>
-      </w:r>
-      <w:r>
-        <w:t>the one Chapter 4 uses for SPA_DB_PASSWORD, and Lesson 2.15 applies the same record, change, verify, and restore workflow to the host's name.</w:t>
+        <w:t>The System Information Utility reports facts about the machine and about the running program. Its environment section reuses environment_value (environmentValue, EnvironmentValue) to report each variable it reads, printing not set instead of failing when one is missing, and the PATH summary: whether PATH is set and how long it is, never its text. Beside Lesson 2.13's Working directory line, these make up the environment part of the report. The habit of checking that a variable is set without printing it is the one Chapter 4 uses for SPA_DB_PASSWORD, and Lesson 2.15 applies the same record, change, verify, and restore workflow to the host's name.</w:t>
       </w:r>
     </w:p>
     <w:p>
@@ -15193,10 +15166,7 @@
     </w:p>
     <w:p>
       <w:r>
-        <w:t>An environment variable is a name and a text value, and every process has its own copy of the environment, received from whatever started it. Every language in this lesson reads a variable, checks whether it exists, and sets, updates, and removes one, with its own tools. A program's changes stay inside its own process and disappear when it ends; a terminal setting lasts one session; a persistent setting outlives both, so this lesson never makes one. Secrets travel in environment variables so they stay out o</w:t>
-      </w:r>
-      <w:r>
-        <w:t>f the code, and a careful program never prints them. The Production-Minded programs handle a missing variable in one function and check every change the way Lesson 2.11 taught. Lesson 2.15 turns to host and operating-system information: reading the computer's name, system, processor, memory, and disks.</w:t>
+        <w:t>An environment variable is a name and a text value, and every process has its own copy of the environment, received from whatever started it. Every language in this lesson reads a variable, checks whether it exists, and sets, updates, and removes one, with its own tools. A program's changes stay inside its own process and disappear when it ends; a terminal setting lasts one session; a persistent setting outlives both, so this lesson never makes one. Secrets travel in environment variables so they stay out of the code, and a careful program never prints them. The Production-Minded programs handle a missing variable in one function and check every change the way Lesson 2.11 taught. Lesson 2.15 turns to host and operating-system information: reading the computer's name, system, processor, memory, and disks.</w:t>
       </w:r>
     </w:p>
     <w:sectPr>
